--- a/public/jungsu-lee_resume.docx
+++ b/public/jungsu-lee_resume.docx
@@ -5,7 +5,6 @@
     <w:p>
       <w:pPr>
         <w:pStyle w:val="Title"/>
-        <w:jc w:val="left"/>
         <w:rPr>
           <w:rFonts w:asciiTheme="minorHAnsi" w:hAnsiTheme="minorHAnsi" w:cstheme="minorHAnsi"/>
           <w:b/>
@@ -32,6 +31,7 @@
         <w:pBdr>
           <w:bottom w:val="single" w:sz="4" w:space="1" w:color="auto"/>
         </w:pBdr>
+        <w:jc w:val="center"/>
         <w:rPr>
           <w:rFonts w:asciiTheme="minorHAnsi" w:hAnsiTheme="minorHAnsi" w:cstheme="minorBidi"/>
           <w:sz w:val="22"/>
@@ -113,46 +113,6 @@
         </w:rPr>
         <w:t xml:space="preserve"> | </w:t>
       </w:r>
-      <w:r>
-        <w:rPr>
-          <w:rFonts w:asciiTheme="minorHAnsi" w:hAnsiTheme="minorHAnsi" w:cstheme="minorBidi"/>
-          <w:sz w:val="22"/>
-          <w:szCs w:val="22"/>
-        </w:rPr>
-        <w:t>Severn</w:t>
-      </w:r>
-      <w:r>
-        <w:rPr>
-          <w:rFonts w:asciiTheme="minorHAnsi" w:hAnsiTheme="minorHAnsi" w:cstheme="minorBidi"/>
-          <w:sz w:val="22"/>
-          <w:szCs w:val="22"/>
-        </w:rPr>
-        <w:t xml:space="preserve">, </w:t>
-      </w:r>
-      <w:r>
-        <w:rPr>
-          <w:rFonts w:asciiTheme="minorHAnsi" w:hAnsiTheme="minorHAnsi" w:cstheme="minorBidi"/>
-          <w:sz w:val="22"/>
-          <w:szCs w:val="22"/>
-        </w:rPr>
-        <w:t>MD</w:t>
-      </w:r>
-      <w:r>
-        <w:rPr>
-          <w:rFonts w:asciiTheme="minorHAnsi" w:hAnsiTheme="minorHAnsi" w:cstheme="minorBidi"/>
-          <w:sz w:val="22"/>
-          <w:szCs w:val="22"/>
-        </w:rPr>
-        <w:t xml:space="preserve"> </w:t>
-      </w:r>
-      <w:r>
-        <w:rPr>
-          <w:rFonts w:asciiTheme="minorHAnsi" w:hAnsiTheme="minorHAnsi" w:cstheme="minorBidi"/>
-          <w:sz w:val="22"/>
-          <w:szCs w:val="22"/>
-        </w:rPr>
-        <w:t xml:space="preserve">| </w:t>
-      </w:r>
       <w:hyperlink r:id="rId10" w:history="1">
         <w:r>
           <w:rPr>
@@ -161,8 +121,26 @@
             <w:sz w:val="22"/>
             <w:szCs w:val="22"/>
           </w:rPr>
-          <w:t>Portfo</w:t>
+          <w:t>GitHub</w:t>
         </w:r>
+      </w:hyperlink>
+      <w:r>
+        <w:rPr>
+          <w:rFonts w:asciiTheme="minorHAnsi" w:hAnsiTheme="minorHAnsi" w:cstheme="minorBidi"/>
+          <w:sz w:val="22"/>
+          <w:szCs w:val="22"/>
+        </w:rPr>
+        <w:t xml:space="preserve"> </w:t>
+      </w:r>
+      <w:r>
+        <w:rPr>
+          <w:rFonts w:asciiTheme="minorHAnsi" w:hAnsiTheme="minorHAnsi" w:cstheme="minorBidi"/>
+          <w:sz w:val="22"/>
+          <w:szCs w:val="22"/>
+        </w:rPr>
+        <w:t xml:space="preserve">| </w:t>
+      </w:r>
+      <w:hyperlink r:id="rId11" w:history="1">
         <w:r>
           <w:rPr>
             <w:rStyle w:val="Hyperlink"/>
@@ -170,26 +148,11 @@
             <w:sz w:val="22"/>
             <w:szCs w:val="22"/>
           </w:rPr>
-          <w:t>l</w:t>
-        </w:r>
-        <w:r>
-          <w:rPr>
-            <w:rStyle w:val="Hyperlink"/>
-            <w:rFonts w:asciiTheme="minorHAnsi" w:hAnsiTheme="minorHAnsi" w:cstheme="minorBidi"/>
-            <w:sz w:val="22"/>
-            <w:szCs w:val="22"/>
-          </w:rPr>
-          <w:t>io</w:t>
+          <w:t>Portfolio</w:t>
         </w:r>
       </w:hyperlink>
     </w:p>
-    <w:p>
-      <w:pPr>
-        <w:rPr>
-          <w:rFonts w:asciiTheme="minorHAnsi" w:hAnsiTheme="minorHAnsi" w:cstheme="minorHAnsi"/>
-        </w:rPr>
-      </w:pPr>
-    </w:p>
+    <w:p/>
     <w:p>
       <w:pPr>
         <w:pStyle w:val="Heading5"/>
@@ -299,6 +262,7 @@
           <w:rFonts w:asciiTheme="minorHAnsi" w:hAnsiTheme="minorHAnsi" w:cstheme="minorHAnsi"/>
           <w:sz w:val="22"/>
           <w:szCs w:val="22"/>
+          <w:lang w:eastAsia="ko-KR"/>
         </w:rPr>
       </w:pPr>
       <w:r>
@@ -442,7 +406,27 @@
           <w:sz w:val="22"/>
           <w:szCs w:val="22"/>
         </w:rPr>
-        <w:t xml:space="preserve"> of Maryland Baltimore County</w:t>
+        <w:t xml:space="preserve"> of Maryland</w:t>
+      </w:r>
+      <w:r>
+        <w:rPr>
+          <w:rFonts w:asciiTheme="minorHAnsi" w:hAnsiTheme="minorHAnsi" w:cstheme="minorHAnsi"/>
+          <w:i/>
+          <w:iCs/>
+          <w:sz w:val="22"/>
+          <w:szCs w:val="22"/>
+        </w:rPr>
+        <w:t>,</w:t>
+      </w:r>
+      <w:r>
+        <w:rPr>
+          <w:rFonts w:asciiTheme="minorHAnsi" w:hAnsiTheme="minorHAnsi" w:cstheme="minorHAnsi"/>
+          <w:i/>
+          <w:iCs/>
+          <w:sz w:val="22"/>
+          <w:szCs w:val="22"/>
+        </w:rPr>
+        <w:t xml:space="preserve"> Baltimore County</w:t>
       </w:r>
       <w:r>
         <w:rPr>
@@ -513,7 +497,7 @@
           <w:szCs w:val="22"/>
           <w:u w:val="single"/>
         </w:rPr>
-        <w:t>SKILLS SUMMARY</w:t>
+        <w:t>SKILLS</w:t>
       </w:r>
     </w:p>
     <w:p>
@@ -534,7 +518,25 @@
           <w:sz w:val="22"/>
           <w:szCs w:val="22"/>
         </w:rPr>
-        <w:t>Data Analytics</w:t>
+        <w:t xml:space="preserve">Programming &amp; </w:t>
+      </w:r>
+      <w:r>
+        <w:rPr>
+          <w:rFonts w:asciiTheme="minorHAnsi" w:hAnsiTheme="minorHAnsi" w:cstheme="minorHAnsi"/>
+          <w:b/>
+          <w:sz w:val="22"/>
+          <w:szCs w:val="22"/>
+        </w:rPr>
+        <w:t>Analy</w:t>
+      </w:r>
+      <w:r>
+        <w:rPr>
+          <w:rFonts w:asciiTheme="minorHAnsi" w:hAnsiTheme="minorHAnsi" w:cstheme="minorHAnsi"/>
+          <w:b/>
+          <w:sz w:val="22"/>
+          <w:szCs w:val="22"/>
+        </w:rPr>
+        <w:t>sis</w:t>
       </w:r>
       <w:r>
         <w:rPr>
@@ -551,7 +553,7 @@
           <w:sz w:val="22"/>
           <w:szCs w:val="22"/>
         </w:rPr>
-        <w:tab/>
+        <w:t xml:space="preserve"> </w:t>
       </w:r>
       <w:r>
         <w:rPr>
@@ -567,81 +569,39 @@
           <w:sz w:val="22"/>
           <w:szCs w:val="22"/>
         </w:rPr>
-        <w:t xml:space="preserve"> </w:t>
-      </w:r>
-      <w:r>
-        <w:rPr>
-          <w:rFonts w:asciiTheme="minorHAnsi" w:hAnsiTheme="minorHAnsi" w:cstheme="minorHAnsi"/>
-          <w:sz w:val="22"/>
-          <w:szCs w:val="22"/>
-        </w:rPr>
-        <w:t>R</w:t>
-      </w:r>
-      <w:r>
-        <w:rPr>
-          <w:rFonts w:asciiTheme="minorHAnsi" w:hAnsiTheme="minorHAnsi" w:cstheme="minorHAnsi"/>
-          <w:sz w:val="22"/>
-          <w:szCs w:val="22"/>
-        </w:rPr>
-        <w:t xml:space="preserve"> (ggplot2, </w:t>
-      </w:r>
-      <w:proofErr w:type="spellStart"/>
-      <w:r>
-        <w:rPr>
-          <w:rFonts w:asciiTheme="minorHAnsi" w:hAnsiTheme="minorHAnsi" w:cstheme="minorHAnsi"/>
-          <w:sz w:val="22"/>
-          <w:szCs w:val="22"/>
-        </w:rPr>
-        <w:t>dpl</w:t>
-      </w:r>
-      <w:r>
-        <w:rPr>
-          <w:rFonts w:asciiTheme="minorHAnsi" w:hAnsiTheme="minorHAnsi" w:cstheme="minorHAnsi"/>
-          <w:sz w:val="22"/>
-          <w:szCs w:val="22"/>
-        </w:rPr>
-        <w:t>yr</w:t>
-      </w:r>
-      <w:proofErr w:type="spellEnd"/>
-      <w:r>
-        <w:rPr>
-          <w:rFonts w:asciiTheme="minorHAnsi" w:hAnsiTheme="minorHAnsi" w:cstheme="minorHAnsi"/>
-          <w:sz w:val="22"/>
-          <w:szCs w:val="22"/>
-        </w:rPr>
-        <w:t xml:space="preserve">), </w:t>
-      </w:r>
-      <w:r>
-        <w:rPr>
-          <w:rFonts w:asciiTheme="minorHAnsi" w:hAnsiTheme="minorHAnsi" w:cstheme="minorHAnsi"/>
-          <w:sz w:val="22"/>
-          <w:szCs w:val="22"/>
-        </w:rPr>
-        <w:t>SQL,</w:t>
-      </w:r>
-      <w:r>
-        <w:rPr>
-          <w:rFonts w:asciiTheme="minorHAnsi" w:hAnsiTheme="minorHAnsi" w:cstheme="minorHAnsi"/>
-          <w:sz w:val="22"/>
-          <w:szCs w:val="22"/>
-        </w:rPr>
-        <w:t xml:space="preserve"> Visualization (</w:t>
-      </w:r>
-      <w:r>
-        <w:rPr>
-          <w:rFonts w:asciiTheme="minorHAnsi" w:hAnsiTheme="minorHAnsi" w:cstheme="minorHAnsi"/>
-          <w:sz w:val="22"/>
-          <w:szCs w:val="22"/>
-        </w:rPr>
-        <w:t>Tableau</w:t>
-      </w:r>
-      <w:r>
-        <w:rPr>
-          <w:rFonts w:asciiTheme="minorHAnsi" w:hAnsiTheme="minorHAnsi" w:cstheme="minorHAnsi"/>
-          <w:sz w:val="22"/>
-          <w:szCs w:val="22"/>
-        </w:rPr>
-        <w:t>, Matplotlib, Seaborn</w:t>
+        <w:t xml:space="preserve"> SQL</w:t>
+      </w:r>
+      <w:r>
+        <w:rPr>
+          <w:rFonts w:asciiTheme="minorHAnsi" w:hAnsiTheme="minorHAnsi" w:cstheme="minorHAnsi"/>
+          <w:sz w:val="22"/>
+          <w:szCs w:val="22"/>
+        </w:rPr>
+        <w:t xml:space="preserve"> (</w:t>
+      </w:r>
+      <w:r>
+        <w:rPr>
+          <w:rFonts w:asciiTheme="minorHAnsi" w:hAnsiTheme="minorHAnsi" w:cstheme="minorHAnsi"/>
+          <w:sz w:val="22"/>
+          <w:szCs w:val="22"/>
+        </w:rPr>
+        <w:t xml:space="preserve">T-SQL, </w:t>
+      </w:r>
+      <w:r>
+        <w:rPr>
+          <w:rFonts w:asciiTheme="minorHAnsi" w:hAnsiTheme="minorHAnsi" w:cstheme="minorHAnsi"/>
+          <w:sz w:val="22"/>
+          <w:szCs w:val="22"/>
+        </w:rPr>
+        <w:t>Joins, Stored Procedures</w:t>
+      </w:r>
+      <w:r>
+        <w:rPr>
+          <w:rFonts w:asciiTheme="minorHAnsi" w:hAnsiTheme="minorHAnsi" w:cstheme="minorHAnsi"/>
+          <w:sz w:val="22"/>
+          <w:szCs w:val="22"/>
+        </w:rPr>
+        <w:t>, Views</w:t>
       </w:r>
       <w:r>
         <w:rPr>
@@ -650,6 +610,14 @@
           <w:szCs w:val="22"/>
         </w:rPr>
         <w:t>)</w:t>
+      </w:r>
+      <w:r>
+        <w:rPr>
+          <w:rFonts w:asciiTheme="minorHAnsi" w:hAnsiTheme="minorHAnsi" w:cstheme="minorHAnsi"/>
+          <w:sz w:val="22"/>
+          <w:szCs w:val="22"/>
+        </w:rPr>
+        <w:t>, ETL Pipelines</w:t>
       </w:r>
     </w:p>
     <w:p>
@@ -669,16 +637,16 @@
           <w:sz w:val="22"/>
           <w:szCs w:val="22"/>
         </w:rPr>
-        <w:t xml:space="preserve">Programming &amp; </w:t>
-      </w:r>
-      <w:r>
-        <w:rPr>
-          <w:rFonts w:asciiTheme="minorHAnsi" w:hAnsiTheme="minorHAnsi" w:cstheme="minorHAnsi"/>
-          <w:b/>
-          <w:sz w:val="22"/>
-          <w:szCs w:val="22"/>
-        </w:rPr>
-        <w:t>Web Development</w:t>
+        <w:t>Reporting</w:t>
+      </w:r>
+      <w:r>
+        <w:rPr>
+          <w:rFonts w:asciiTheme="minorHAnsi" w:hAnsiTheme="minorHAnsi" w:cstheme="minorHAnsi"/>
+          <w:b/>
+          <w:sz w:val="22"/>
+          <w:szCs w:val="22"/>
+        </w:rPr>
+        <w:t xml:space="preserve"> &amp; Tools</w:t>
       </w:r>
       <w:r>
         <w:rPr>
@@ -695,7 +663,23 @@
           <w:sz w:val="22"/>
           <w:szCs w:val="22"/>
         </w:rPr>
-        <w:t xml:space="preserve"> HTML, CSS, JavaScript (React, Vue), C# (.NET), Git</w:t>
+        <w:t xml:space="preserve"> </w:t>
+      </w:r>
+      <w:r>
+        <w:rPr>
+          <w:rFonts w:asciiTheme="minorHAnsi" w:hAnsiTheme="minorHAnsi" w:cstheme="minorHAnsi"/>
+          <w:sz w:val="22"/>
+          <w:szCs w:val="22"/>
+        </w:rPr>
+        <w:t xml:space="preserve">Tableau, </w:t>
+      </w:r>
+      <w:r>
+        <w:rPr>
+          <w:rFonts w:asciiTheme="minorHAnsi" w:hAnsiTheme="minorHAnsi" w:cstheme="minorHAnsi"/>
+          <w:sz w:val="22"/>
+          <w:szCs w:val="22"/>
+        </w:rPr>
+        <w:t>Excel (Pivot Tables, Conditional Formatting), Dashboard Design</w:t>
       </w:r>
     </w:p>
     <w:p>
@@ -715,7 +699,7 @@
           <w:sz w:val="22"/>
           <w:szCs w:val="22"/>
         </w:rPr>
-        <w:t>Excel &amp; Reporting</w:t>
+        <w:t>Web Development</w:t>
       </w:r>
       <w:r>
         <w:rPr>
@@ -732,23 +716,7 @@
           <w:sz w:val="22"/>
           <w:szCs w:val="22"/>
         </w:rPr>
-        <w:t xml:space="preserve"> </w:t>
-      </w:r>
-      <w:r>
-        <w:rPr>
-          <w:rFonts w:asciiTheme="minorHAnsi" w:hAnsiTheme="minorHAnsi" w:cstheme="minorHAnsi"/>
-          <w:sz w:val="22"/>
-          <w:szCs w:val="22"/>
-        </w:rPr>
-        <w:t>Data Cleaning, Pivot Tables, Aggregate Functions</w:t>
-      </w:r>
-      <w:r>
-        <w:rPr>
-          <w:rFonts w:asciiTheme="minorHAnsi" w:hAnsiTheme="minorHAnsi" w:cstheme="minorHAnsi"/>
-          <w:sz w:val="22"/>
-          <w:szCs w:val="22"/>
-        </w:rPr>
-        <w:t>, Dashboards</w:t>
+        <w:t xml:space="preserve"> HTML, CSS, JavaScript (React, Vue), C# (.NET), Git</w:t>
       </w:r>
     </w:p>
     <w:p>
@@ -777,7 +745,15 @@
           <w:sz w:val="22"/>
           <w:szCs w:val="22"/>
         </w:rPr>
-        <w:t>PROFESSIONAL EXPERIENCE</w:t>
+        <w:t>WORK</w:t>
+      </w:r>
+      <w:r>
+        <w:rPr>
+          <w:rFonts w:asciiTheme="minorHAnsi" w:hAnsiTheme="minorHAnsi" w:cstheme="minorHAnsi"/>
+          <w:sz w:val="22"/>
+          <w:szCs w:val="22"/>
+        </w:rPr>
+        <w:t xml:space="preserve"> EXPERIENCE</w:t>
       </w:r>
     </w:p>
     <w:p>
@@ -985,7 +961,25 @@
           <w:sz w:val="22"/>
           <w:szCs w:val="22"/>
         </w:rPr>
-        <w:t>Extracted, cleaned, and maintained multi-dimensional patient health data using MS SQL (Joins, CTEs, stored procedures, views)</w:t>
+        <w:t>Developed and maintained a web dashboard using Vue.js, .NET, and SQL, enhancing data accessibility for</w:t>
+      </w:r>
+      <w:r>
+        <w:rPr>
+          <w:rFonts w:asciiTheme="minorHAnsi" w:hAnsiTheme="minorHAnsi" w:cstheme="minorHAnsi"/>
+          <w:color w:val="000000"/>
+          <w:sz w:val="22"/>
+          <w:szCs w:val="22"/>
+        </w:rPr>
+        <w:t xml:space="preserve"> 100+</w:t>
+      </w:r>
+      <w:r>
+        <w:rPr>
+          <w:rFonts w:asciiTheme="minorHAnsi" w:hAnsiTheme="minorHAnsi" w:cstheme="minorHAnsi"/>
+          <w:color w:val="000000"/>
+          <w:sz w:val="22"/>
+          <w:szCs w:val="22"/>
+        </w:rPr>
+        <w:t xml:space="preserve"> clinical teams</w:t>
       </w:r>
     </w:p>
     <w:p>
@@ -1008,7 +1002,7 @@
           <w:sz w:val="22"/>
           <w:szCs w:val="22"/>
         </w:rPr>
-        <w:t>Designed complex queries to generate data visualizations and reports for healthcare professionals</w:t>
+        <w:t>Optimized SQL queries to extract multi-dimensional healthcare data, improving dashboard load times</w:t>
       </w:r>
     </w:p>
     <w:p>
@@ -1031,7 +1025,7 @@
           <w:sz w:val="22"/>
           <w:szCs w:val="22"/>
         </w:rPr>
-        <w:t>Developed and maintained interactive dashboards using Vue.js, .NET, and SQL to improve data trend analysis</w:t>
+        <w:t>Collaborated with cross-functional teams, including developers and nurses, to gather UI feedback and implement user-friendly designs</w:t>
       </w:r>
     </w:p>
     <w:p>
@@ -1054,7 +1048,38 @@
           <w:sz w:val="22"/>
           <w:szCs w:val="22"/>
         </w:rPr>
-        <w:t>Collaborated with cross-functional teams (senior developers and nurses) to ensure efficient data management and reporting</w:t>
+        <w:t>Built visual reporting tools and custom queries that supported key decisions in patient care</w:t>
+      </w:r>
+    </w:p>
+    <w:p>
+      <w:pPr>
+        <w:autoSpaceDE w:val="0"/>
+        <w:autoSpaceDN w:val="0"/>
+        <w:adjustRightInd w:val="0"/>
+        <w:rPr>
+          <w:rFonts w:asciiTheme="minorHAnsi" w:eastAsiaTheme="minorHAnsi" w:hAnsiTheme="minorHAnsi" w:cstheme="minorHAnsi"/>
+          <w:b/>
+        </w:rPr>
+      </w:pPr>
+    </w:p>
+    <w:p>
+      <w:pPr>
+        <w:pStyle w:val="Heading5"/>
+        <w:rPr>
+          <w:rFonts w:asciiTheme="minorHAnsi" w:hAnsiTheme="minorHAnsi" w:cstheme="minorHAnsi"/>
+          <w:sz w:val="22"/>
+          <w:szCs w:val="22"/>
+          <w:u w:val="single"/>
+        </w:rPr>
+      </w:pPr>
+      <w:r>
+        <w:rPr>
+          <w:rFonts w:asciiTheme="minorHAnsi" w:hAnsiTheme="minorHAnsi" w:cstheme="minorHAnsi"/>
+          <w:sz w:val="22"/>
+          <w:szCs w:val="22"/>
+          <w:u w:val="single"/>
+        </w:rPr>
+        <w:t>PROJECTS</w:t>
       </w:r>
     </w:p>
     <w:p>
@@ -1064,21 +1089,44 @@
         </w:tabs>
         <w:rPr>
           <w:rFonts w:asciiTheme="minorHAnsi" w:hAnsiTheme="minorHAnsi" w:cstheme="minorBidi"/>
-          <w:b/>
-          <w:bCs/>
-          <w:sz w:val="22"/>
-          <w:szCs w:val="22"/>
-        </w:rPr>
-      </w:pPr>
-      <w:r>
-        <w:rPr>
-          <w:rFonts w:asciiTheme="minorHAnsi" w:hAnsiTheme="minorHAnsi" w:cstheme="minorBidi"/>
-          <w:b/>
-          <w:bCs/>
-          <w:sz w:val="22"/>
-          <w:szCs w:val="22"/>
-        </w:rPr>
-        <w:t>Crew Shift Manager</w:t>
+          <w:color w:val="000000"/>
+          <w:sz w:val="22"/>
+          <w:szCs w:val="22"/>
+          <w:lang w:eastAsia="ko-KR"/>
+        </w:rPr>
+      </w:pPr>
+      <w:r>
+        <w:rPr>
+          <w:rFonts w:asciiTheme="minorHAnsi" w:hAnsiTheme="minorHAnsi" w:cstheme="minorBidi"/>
+          <w:b/>
+          <w:bCs/>
+          <w:sz w:val="22"/>
+          <w:szCs w:val="22"/>
+          <w:lang w:eastAsia="ko-KR"/>
+        </w:rPr>
+        <w:t>Medical Data</w:t>
+      </w:r>
+      <w:r>
+        <w:rPr>
+          <w:rFonts w:asciiTheme="minorHAnsi" w:hAnsiTheme="minorHAnsi" w:cstheme="minorBidi"/>
+          <w:b/>
+          <w:bCs/>
+          <w:sz w:val="22"/>
+          <w:szCs w:val="22"/>
+          <w:lang w:eastAsia="ko-KR"/>
+        </w:rPr>
+        <w:t xml:space="preserve"> Analysis</w:t>
+      </w:r>
+      <w:r>
+        <w:rPr>
+          <w:rFonts w:asciiTheme="minorHAnsi" w:hAnsiTheme="minorHAnsi" w:cstheme="minorBidi"/>
+          <w:b/>
+          <w:bCs/>
+          <w:sz w:val="22"/>
+          <w:szCs w:val="22"/>
+          <w:lang w:eastAsia="ko-KR"/>
+        </w:rPr>
+        <w:t xml:space="preserve"> &amp; Prediction</w:t>
       </w:r>
       <w:r>
         <w:rPr>
@@ -1098,363 +1146,17 @@
           <w:sz w:val="22"/>
           <w:szCs w:val="22"/>
         </w:rPr>
-        <w:t>–</w:t>
-      </w:r>
-      <w:r>
-        <w:rPr>
-          <w:rFonts w:asciiTheme="minorHAnsi" w:hAnsiTheme="minorHAnsi" w:cstheme="minorBidi"/>
-          <w:b/>
-          <w:bCs/>
-          <w:sz w:val="22"/>
-          <w:szCs w:val="22"/>
-        </w:rPr>
-        <w:t xml:space="preserve"> </w:t>
-      </w:r>
-      <w:proofErr w:type="spellStart"/>
-      <w:r>
-        <w:rPr>
-          <w:rFonts w:asciiTheme="minorHAnsi" w:hAnsiTheme="minorHAnsi" w:cstheme="minorBidi"/>
-          <w:i/>
-          <w:iCs/>
-          <w:sz w:val="22"/>
-          <w:szCs w:val="22"/>
-        </w:rPr>
-        <w:t>Kokee</w:t>
-      </w:r>
-      <w:proofErr w:type="spellEnd"/>
-      <w:r>
-        <w:rPr>
-          <w:rFonts w:asciiTheme="minorHAnsi" w:hAnsiTheme="minorHAnsi" w:cstheme="minorBidi"/>
-          <w:i/>
-          <w:iCs/>
-          <w:sz w:val="22"/>
-          <w:szCs w:val="22"/>
-        </w:rPr>
-        <w:t xml:space="preserve"> Tea</w:t>
-      </w:r>
-      <w:r>
-        <w:rPr>
-          <w:rFonts w:asciiTheme="minorHAnsi" w:hAnsiTheme="minorHAnsi" w:cstheme="minorBidi"/>
-          <w:b/>
-          <w:bCs/>
-          <w:sz w:val="22"/>
-          <w:szCs w:val="22"/>
-        </w:rPr>
-        <w:t xml:space="preserve"> | </w:t>
-      </w:r>
-      <w:r>
-        <w:rPr>
-          <w:rFonts w:asciiTheme="minorHAnsi" w:hAnsiTheme="minorHAnsi" w:cstheme="minorBidi"/>
-          <w:sz w:val="22"/>
-          <w:szCs w:val="22"/>
-        </w:rPr>
-        <w:t>Hanover</w:t>
-      </w:r>
-      <w:r>
-        <w:rPr>
-          <w:rFonts w:asciiTheme="minorHAnsi" w:hAnsiTheme="minorHAnsi" w:cstheme="minorBidi"/>
-          <w:sz w:val="22"/>
-          <w:szCs w:val="22"/>
-        </w:rPr>
-        <w:t xml:space="preserve">, </w:t>
-      </w:r>
-      <w:r>
-        <w:rPr>
-          <w:rFonts w:asciiTheme="minorHAnsi" w:hAnsiTheme="minorHAnsi" w:cstheme="minorBidi"/>
-          <w:sz w:val="22"/>
-          <w:szCs w:val="22"/>
-        </w:rPr>
-        <w:t>MD</w:t>
-      </w:r>
-      <w:r>
-        <w:rPr>
-          <w:rFonts w:asciiTheme="minorHAnsi" w:hAnsiTheme="minorHAnsi" w:cstheme="minorBidi"/>
-          <w:sz w:val="22"/>
-          <w:szCs w:val="22"/>
-        </w:rPr>
-        <w:t xml:space="preserve">                                                       </w:t>
-      </w:r>
-      <w:r>
-        <w:rPr>
-          <w:rFonts w:asciiTheme="minorHAnsi" w:hAnsiTheme="minorHAnsi" w:cstheme="minorBidi"/>
-          <w:sz w:val="22"/>
-          <w:szCs w:val="22"/>
-        </w:rPr>
-        <w:t xml:space="preserve">    </w:t>
-      </w:r>
-      <w:r>
-        <w:rPr>
-          <w:rFonts w:asciiTheme="minorHAnsi" w:hAnsiTheme="minorHAnsi" w:cstheme="minorBidi"/>
-          <w:sz w:val="22"/>
-          <w:szCs w:val="22"/>
-        </w:rPr>
-        <w:t xml:space="preserve">   </w:t>
-      </w:r>
-      <w:r>
-        <w:rPr>
-          <w:rFonts w:asciiTheme="minorHAnsi" w:hAnsiTheme="minorHAnsi" w:cstheme="minorBidi"/>
-          <w:sz w:val="22"/>
-          <w:szCs w:val="22"/>
-        </w:rPr>
-        <w:t xml:space="preserve">                          April </w:t>
-      </w:r>
-      <w:r>
-        <w:rPr>
-          <w:rFonts w:asciiTheme="minorHAnsi" w:hAnsiTheme="minorHAnsi" w:cstheme="minorBidi"/>
-          <w:sz w:val="22"/>
-          <w:szCs w:val="22"/>
-        </w:rPr>
-        <w:t>20</w:t>
-      </w:r>
-      <w:r>
-        <w:rPr>
-          <w:rFonts w:asciiTheme="minorHAnsi" w:hAnsiTheme="minorHAnsi" w:cstheme="minorBidi"/>
-          <w:sz w:val="22"/>
-          <w:szCs w:val="22"/>
-        </w:rPr>
-        <w:t>20</w:t>
-      </w:r>
-      <w:r>
-        <w:rPr>
-          <w:rFonts w:asciiTheme="minorHAnsi" w:hAnsiTheme="minorHAnsi" w:cstheme="minorBidi"/>
-          <w:sz w:val="22"/>
-          <w:szCs w:val="22"/>
-        </w:rPr>
-        <w:t xml:space="preserve"> –</w:t>
-      </w:r>
-      <w:r>
-        <w:rPr>
-          <w:rFonts w:asciiTheme="minorHAnsi" w:hAnsiTheme="minorHAnsi" w:cstheme="minorBidi"/>
-          <w:sz w:val="22"/>
-          <w:szCs w:val="22"/>
-        </w:rPr>
-        <w:t xml:space="preserve"> May </w:t>
-      </w:r>
-      <w:r>
-        <w:rPr>
-          <w:rFonts w:asciiTheme="minorHAnsi" w:hAnsiTheme="minorHAnsi" w:cstheme="minorBidi"/>
-          <w:sz w:val="22"/>
-          <w:szCs w:val="22"/>
-        </w:rPr>
-        <w:t>20</w:t>
-      </w:r>
-      <w:r>
-        <w:rPr>
-          <w:rFonts w:asciiTheme="minorHAnsi" w:hAnsiTheme="minorHAnsi" w:cstheme="minorBidi"/>
-          <w:sz w:val="22"/>
-          <w:szCs w:val="22"/>
-        </w:rPr>
-        <w:t>21</w:t>
-      </w:r>
-    </w:p>
-    <w:p>
-      <w:pPr>
-        <w:pStyle w:val="ListParagraph"/>
-        <w:numPr>
-          <w:ilvl w:val="0"/>
-          <w:numId w:val="1"/>
-        </w:numPr>
-        <w:rPr>
-          <w:rFonts w:asciiTheme="minorHAnsi" w:hAnsiTheme="minorHAnsi" w:cstheme="minorHAnsi"/>
-          <w:sz w:val="22"/>
-          <w:szCs w:val="22"/>
-        </w:rPr>
-      </w:pPr>
-      <w:r>
-        <w:rPr>
-          <w:rFonts w:asciiTheme="minorHAnsi" w:hAnsiTheme="minorHAnsi" w:cstheme="minorHAnsi"/>
-          <w:sz w:val="22"/>
-          <w:szCs w:val="22"/>
-        </w:rPr>
-        <w:t>Led a team</w:t>
-      </w:r>
-      <w:r>
-        <w:rPr>
-          <w:rFonts w:asciiTheme="minorHAnsi" w:hAnsiTheme="minorHAnsi" w:cstheme="minorHAnsi"/>
-          <w:sz w:val="22"/>
-          <w:szCs w:val="22"/>
-        </w:rPr>
-        <w:t xml:space="preserve"> of 2-4 employees</w:t>
-      </w:r>
-      <w:r>
-        <w:rPr>
-          <w:rFonts w:asciiTheme="minorHAnsi" w:hAnsiTheme="minorHAnsi" w:cstheme="minorHAnsi"/>
-          <w:sz w:val="22"/>
-          <w:szCs w:val="22"/>
-        </w:rPr>
-        <w:t xml:space="preserve"> to ensure s</w:t>
-      </w:r>
-      <w:r>
-        <w:rPr>
-          <w:rFonts w:asciiTheme="minorHAnsi" w:hAnsiTheme="minorHAnsi" w:cstheme="minorHAnsi"/>
-          <w:sz w:val="22"/>
-          <w:szCs w:val="22"/>
-        </w:rPr>
-        <w:t>eamless</w:t>
-      </w:r>
-      <w:r>
-        <w:rPr>
-          <w:rFonts w:asciiTheme="minorHAnsi" w:hAnsiTheme="minorHAnsi" w:cstheme="minorHAnsi"/>
-          <w:sz w:val="22"/>
-          <w:szCs w:val="22"/>
-        </w:rPr>
-        <w:t xml:space="preserve"> operations</w:t>
-      </w:r>
-      <w:r>
-        <w:rPr>
-          <w:rFonts w:asciiTheme="minorHAnsi" w:hAnsiTheme="minorHAnsi" w:cstheme="minorHAnsi"/>
-          <w:sz w:val="22"/>
-          <w:szCs w:val="22"/>
-        </w:rPr>
-        <w:t>, enhancing customer satisfaction by consistently meeting quality service standards</w:t>
-      </w:r>
-    </w:p>
-    <w:p>
-      <w:pPr>
-        <w:pStyle w:val="ListParagraph"/>
-        <w:numPr>
-          <w:ilvl w:val="0"/>
-          <w:numId w:val="1"/>
-        </w:numPr>
-        <w:rPr>
-          <w:rFonts w:asciiTheme="minorHAnsi" w:hAnsiTheme="minorHAnsi" w:cstheme="minorHAnsi"/>
-          <w:sz w:val="22"/>
-          <w:szCs w:val="22"/>
-        </w:rPr>
-      </w:pPr>
-      <w:r>
-        <w:rPr>
-          <w:rFonts w:asciiTheme="minorHAnsi" w:hAnsiTheme="minorHAnsi" w:cstheme="minorHAnsi"/>
-          <w:sz w:val="22"/>
-          <w:szCs w:val="22"/>
-        </w:rPr>
-        <w:t>Improv</w:t>
-      </w:r>
-      <w:r>
-        <w:rPr>
-          <w:rFonts w:asciiTheme="minorHAnsi" w:hAnsiTheme="minorHAnsi" w:cstheme="minorHAnsi"/>
-          <w:sz w:val="22"/>
-          <w:szCs w:val="22"/>
-        </w:rPr>
-        <w:t>ed teamwork and communication skills to ensure efficient operations during high-traffic hours</w:t>
-      </w:r>
-    </w:p>
-    <w:p>
-      <w:pPr>
-        <w:autoSpaceDE w:val="0"/>
-        <w:autoSpaceDN w:val="0"/>
-        <w:adjustRightInd w:val="0"/>
-        <w:rPr>
-          <w:rFonts w:asciiTheme="minorHAnsi" w:eastAsiaTheme="minorHAnsi" w:hAnsiTheme="minorHAnsi" w:cstheme="minorHAnsi"/>
-          <w:b/>
-        </w:rPr>
-      </w:pPr>
-    </w:p>
-    <w:p>
-      <w:pPr>
-        <w:pStyle w:val="Heading5"/>
-        <w:rPr>
-          <w:rFonts w:asciiTheme="minorHAnsi" w:hAnsiTheme="minorHAnsi" w:cstheme="minorHAnsi"/>
-          <w:sz w:val="22"/>
-          <w:szCs w:val="22"/>
-          <w:u w:val="single"/>
-        </w:rPr>
-      </w:pPr>
-      <w:r>
-        <w:rPr>
-          <w:rFonts w:asciiTheme="minorHAnsi" w:hAnsiTheme="minorHAnsi" w:cstheme="minorHAnsi"/>
-          <w:sz w:val="22"/>
-          <w:szCs w:val="22"/>
-          <w:u w:val="single"/>
-        </w:rPr>
-        <w:t>PROJECTS</w:t>
-      </w:r>
-    </w:p>
-    <w:p>
-      <w:pPr>
-        <w:tabs>
-          <w:tab w:val="right" w:pos="10800"/>
-        </w:tabs>
-        <w:rPr>
-          <w:rFonts w:asciiTheme="minorHAnsi" w:hAnsiTheme="minorHAnsi" w:cstheme="minorBidi"/>
-          <w:color w:val="000000"/>
-          <w:sz w:val="22"/>
-          <w:szCs w:val="22"/>
-          <w:lang w:eastAsia="ko-KR"/>
-        </w:rPr>
-      </w:pPr>
-      <w:r>
-        <w:rPr>
-          <w:rFonts w:asciiTheme="minorHAnsi" w:hAnsiTheme="minorHAnsi" w:cstheme="minorBidi"/>
-          <w:b/>
-          <w:bCs/>
-          <w:sz w:val="22"/>
-          <w:szCs w:val="22"/>
-          <w:lang w:eastAsia="ko-KR"/>
-        </w:rPr>
-        <w:t>Medical Data</w:t>
-      </w:r>
-      <w:r>
-        <w:rPr>
-          <w:rFonts w:asciiTheme="minorHAnsi" w:hAnsiTheme="minorHAnsi" w:cstheme="minorBidi"/>
-          <w:b/>
-          <w:bCs/>
-          <w:sz w:val="22"/>
-          <w:szCs w:val="22"/>
-          <w:lang w:eastAsia="ko-KR"/>
-        </w:rPr>
-        <w:t xml:space="preserve"> Analysis</w:t>
-      </w:r>
-      <w:r>
-        <w:rPr>
-          <w:rFonts w:asciiTheme="minorHAnsi" w:hAnsiTheme="minorHAnsi" w:cstheme="minorBidi"/>
-          <w:b/>
-          <w:bCs/>
-          <w:sz w:val="22"/>
-          <w:szCs w:val="22"/>
-          <w:lang w:eastAsia="ko-KR"/>
-        </w:rPr>
-        <w:t xml:space="preserve"> &amp; Prediction</w:t>
-      </w:r>
-      <w:r>
-        <w:rPr>
-          <w:rFonts w:asciiTheme="minorHAnsi" w:hAnsiTheme="minorHAnsi" w:cstheme="minorBidi"/>
-          <w:b/>
-          <w:bCs/>
-          <w:sz w:val="22"/>
-          <w:szCs w:val="22"/>
-        </w:rPr>
-        <w:t xml:space="preserve"> (P</w:t>
-      </w:r>
-      <w:r>
-        <w:rPr>
-          <w:rFonts w:asciiTheme="minorHAnsi" w:hAnsiTheme="minorHAnsi" w:cstheme="minorBidi"/>
-          <w:b/>
-          <w:bCs/>
-          <w:sz w:val="22"/>
-          <w:szCs w:val="22"/>
-        </w:rPr>
-        <w:t>andas, Scikit-learn</w:t>
-      </w:r>
-      <w:r>
-        <w:rPr>
-          <w:rFonts w:asciiTheme="minorHAnsi" w:hAnsiTheme="minorHAnsi" w:cstheme="minorBidi"/>
-          <w:b/>
-          <w:bCs/>
-          <w:sz w:val="22"/>
-          <w:szCs w:val="22"/>
-        </w:rPr>
-        <w:t>, Tableau</w:t>
-      </w:r>
-      <w:r>
-        <w:rPr>
-          <w:rFonts w:asciiTheme="minorHAnsi" w:hAnsiTheme="minorHAnsi" w:cstheme="minorBidi"/>
-          <w:b/>
-          <w:bCs/>
-          <w:sz w:val="22"/>
-          <w:szCs w:val="22"/>
-        </w:rPr>
-        <w:t>)</w:t>
+        <w:t xml:space="preserve">| </w:t>
+      </w:r>
+      <w:r>
+        <w:rPr>
+          <w:rFonts w:asciiTheme="minorHAnsi" w:hAnsiTheme="minorHAnsi" w:cstheme="minorBidi"/>
+          <w:b/>
+          <w:bCs/>
+          <w:sz w:val="22"/>
+          <w:szCs w:val="22"/>
+        </w:rPr>
+        <w:t>Python (Pandas, Scikit-learn), Tableau</w:t>
       </w:r>
     </w:p>
     <w:p>
@@ -1476,71 +1178,15 @@
           <w:sz w:val="22"/>
           <w:szCs w:val="22"/>
         </w:rPr>
-        <w:t>Conducted</w:t>
-      </w:r>
-      <w:r>
-        <w:rPr>
-          <w:rFonts w:asciiTheme="minorHAnsi" w:hAnsiTheme="minorHAnsi" w:cstheme="minorHAnsi"/>
-          <w:sz w:val="22"/>
-          <w:szCs w:val="22"/>
-        </w:rPr>
-        <w:t xml:space="preserve"> Expl</w:t>
-      </w:r>
-      <w:r>
-        <w:rPr>
-          <w:rFonts w:asciiTheme="minorHAnsi" w:hAnsiTheme="minorHAnsi" w:cstheme="minorHAnsi"/>
-          <w:sz w:val="22"/>
-          <w:szCs w:val="22"/>
-        </w:rPr>
-        <w:t>oratory</w:t>
-      </w:r>
-      <w:r>
-        <w:rPr>
-          <w:rFonts w:asciiTheme="minorHAnsi" w:hAnsiTheme="minorHAnsi" w:cstheme="minorHAnsi"/>
-          <w:sz w:val="22"/>
-          <w:szCs w:val="22"/>
-        </w:rPr>
-        <w:t xml:space="preserve"> Data Analysis (EDA)</w:t>
-      </w:r>
-      <w:r>
-        <w:rPr>
-          <w:rFonts w:asciiTheme="minorHAnsi" w:hAnsiTheme="minorHAnsi" w:cstheme="minorHAnsi"/>
-          <w:sz w:val="22"/>
-          <w:szCs w:val="22"/>
-        </w:rPr>
-        <w:t xml:space="preserve"> to</w:t>
-      </w:r>
-      <w:r>
-        <w:rPr>
-          <w:rFonts w:asciiTheme="minorHAnsi" w:hAnsiTheme="minorHAnsi" w:cstheme="minorHAnsi"/>
-          <w:sz w:val="22"/>
-          <w:szCs w:val="22"/>
-        </w:rPr>
-        <w:t xml:space="preserve"> </w:t>
-      </w:r>
-      <w:r>
-        <w:rPr>
-          <w:rFonts w:asciiTheme="minorHAnsi" w:hAnsiTheme="minorHAnsi" w:cstheme="minorHAnsi"/>
-          <w:sz w:val="22"/>
-          <w:szCs w:val="22"/>
-        </w:rPr>
-        <w:t>uncover</w:t>
-      </w:r>
-      <w:r>
-        <w:rPr>
-          <w:rFonts w:asciiTheme="minorHAnsi" w:hAnsiTheme="minorHAnsi" w:cstheme="minorHAnsi"/>
-          <w:sz w:val="22"/>
-          <w:szCs w:val="22"/>
-        </w:rPr>
-        <w:t xml:space="preserve"> </w:t>
-      </w:r>
-      <w:r>
-        <w:rPr>
-          <w:rFonts w:asciiTheme="minorHAnsi" w:hAnsiTheme="minorHAnsi" w:cstheme="minorHAnsi"/>
-          <w:sz w:val="22"/>
-          <w:szCs w:val="22"/>
-        </w:rPr>
-        <w:t>patient health trends and key factors</w:t>
+        <w:t>Analyzed 10,000+ patient records using EDA</w:t>
+      </w:r>
+      <w:r>
+        <w:rPr>
+          <w:rFonts w:asciiTheme="minorHAnsi" w:hAnsiTheme="minorHAnsi" w:cstheme="minorHAnsi"/>
+          <w:sz w:val="22"/>
+          <w:szCs w:val="22"/>
+        </w:rPr>
+        <w:t xml:space="preserve"> to identify key health indicators and readmission patterns</w:t>
       </w:r>
     </w:p>
     <w:p>
@@ -1562,7 +1208,15 @@
           <w:sz w:val="22"/>
           <w:szCs w:val="22"/>
         </w:rPr>
-        <w:t>Built classification and regression models to predict patient readmission likelihood and significant factors</w:t>
+        <w:t>Built classification and regression models to predict patient readmission</w:t>
+      </w:r>
+      <w:r>
+        <w:rPr>
+          <w:rFonts w:asciiTheme="minorHAnsi" w:hAnsiTheme="minorHAnsi" w:cstheme="minorHAnsi"/>
+          <w:sz w:val="22"/>
+          <w:szCs w:val="22"/>
+        </w:rPr>
+        <w:t xml:space="preserve"> factors with 83% accuracy</w:t>
       </w:r>
     </w:p>
     <w:p>
@@ -1584,7 +1238,15 @@
           <w:sz w:val="22"/>
           <w:szCs w:val="22"/>
         </w:rPr>
-        <w:t>Designed a</w:t>
+        <w:t>Deployed</w:t>
+      </w:r>
+      <w:r>
+        <w:rPr>
+          <w:rFonts w:asciiTheme="minorHAnsi" w:hAnsiTheme="minorHAnsi" w:cstheme="minorHAnsi"/>
+          <w:sz w:val="22"/>
+          <w:szCs w:val="22"/>
+        </w:rPr>
+        <w:t xml:space="preserve"> a</w:t>
       </w:r>
       <w:r>
         <w:rPr>
@@ -1609,7 +1271,7 @@
           <w:szCs w:val="22"/>
           <w:lang w:eastAsia="ko-KR"/>
         </w:rPr>
-        <w:t>to display</w:t>
+        <w:t xml:space="preserve">to </w:t>
       </w:r>
       <w:r>
         <w:rPr>
@@ -1618,7 +1280,7 @@
           <w:szCs w:val="22"/>
           <w:lang w:eastAsia="ko-KR"/>
         </w:rPr>
-        <w:t xml:space="preserve"> readmission </w:t>
+        <w:t>visualize patient trends</w:t>
       </w:r>
       <w:r>
         <w:rPr>
@@ -1627,7 +1289,7 @@
           <w:szCs w:val="22"/>
           <w:lang w:eastAsia="ko-KR"/>
         </w:rPr>
-        <w:t>trends</w:t>
+        <w:t xml:space="preserve"> </w:t>
       </w:r>
       <w:r>
         <w:rPr>
@@ -1636,7 +1298,7 @@
           <w:szCs w:val="22"/>
           <w:lang w:eastAsia="ko-KR"/>
         </w:rPr>
-        <w:t xml:space="preserve"> </w:t>
+        <w:t xml:space="preserve">and </w:t>
       </w:r>
       <w:r>
         <w:rPr>
@@ -1645,7 +1307,25 @@
           <w:szCs w:val="22"/>
           <w:lang w:eastAsia="ko-KR"/>
         </w:rPr>
-        <w:t>and key insights</w:t>
+        <w:t>key insights</w:t>
+      </w:r>
+      <w:r>
+        <w:rPr>
+          <w:rFonts w:asciiTheme="minorHAnsi" w:hAnsiTheme="minorHAnsi" w:cstheme="minorHAnsi"/>
+          <w:sz w:val="22"/>
+          <w:szCs w:val="22"/>
+          <w:lang w:eastAsia="ko-KR"/>
+        </w:rPr>
+        <w:t xml:space="preserve"> to examine</w:t>
+      </w:r>
+      <w:r>
+        <w:rPr>
+          <w:rFonts w:asciiTheme="minorHAnsi" w:hAnsiTheme="minorHAnsi" w:cstheme="minorHAnsi"/>
+          <w:sz w:val="22"/>
+          <w:szCs w:val="22"/>
+          <w:lang w:eastAsia="ko-KR"/>
+        </w:rPr>
+        <w:t xml:space="preserve"> high-risk churn groups</w:t>
       </w:r>
     </w:p>
     <w:p>
@@ -1680,17 +1360,27 @@
           <w:sz w:val="22"/>
           <w:szCs w:val="22"/>
         </w:rPr>
-        <w:t xml:space="preserve"> (P</w:t>
-      </w:r>
-      <w:r>
-        <w:rPr>
-          <w:rFonts w:asciiTheme="minorHAnsi" w:hAnsiTheme="minorHAnsi" w:cstheme="minorBidi"/>
-          <w:b/>
-          <w:bCs/>
-          <w:sz w:val="22"/>
-          <w:szCs w:val="22"/>
-        </w:rPr>
-        <w:t xml:space="preserve">andas, </w:t>
+        <w:t xml:space="preserve"> </w:t>
+      </w:r>
+      <w:r>
+        <w:rPr>
+          <w:rFonts w:asciiTheme="minorHAnsi" w:hAnsiTheme="minorHAnsi" w:cstheme="minorBidi"/>
+          <w:b/>
+          <w:bCs/>
+          <w:sz w:val="22"/>
+          <w:szCs w:val="22"/>
+        </w:rPr>
+        <w:t xml:space="preserve">| </w:t>
+      </w:r>
+      <w:r>
+        <w:rPr>
+          <w:rFonts w:asciiTheme="minorHAnsi" w:hAnsiTheme="minorHAnsi" w:cstheme="minorBidi"/>
+          <w:b/>
+          <w:bCs/>
+          <w:sz w:val="22"/>
+          <w:szCs w:val="22"/>
+        </w:rPr>
+        <w:t xml:space="preserve">Pandas, </w:t>
       </w:r>
       <w:proofErr w:type="spellStart"/>
       <w:r>
@@ -1713,16 +1403,6 @@
           <w:szCs w:val="22"/>
         </w:rPr>
         <w:t>, Scikit-learn</w:t>
-      </w:r>
-      <w:r>
-        <w:rPr>
-          <w:rFonts w:asciiTheme="minorHAnsi" w:hAnsiTheme="minorHAnsi" w:cstheme="minorBidi"/>
-          <w:b/>
-          <w:bCs/>
-          <w:sz w:val="22"/>
-          <w:szCs w:val="22"/>
-        </w:rPr>
-        <w:t>)</w:t>
       </w:r>
     </w:p>
     <w:p>
@@ -1743,18 +1423,48 @@
           <w:rFonts w:asciiTheme="minorHAnsi" w:hAnsiTheme="minorHAnsi" w:cstheme="minorHAnsi"/>
           <w:sz w:val="22"/>
           <w:szCs w:val="22"/>
-          <w:lang w:eastAsia="ko-KR"/>
-        </w:rPr>
-        <w:t>Analyzed</w:t>
-      </w:r>
-      <w:r>
-        <w:rPr>
-          <w:rFonts w:asciiTheme="minorHAnsi" w:hAnsiTheme="minorHAnsi" w:cstheme="minorHAnsi"/>
-          <w:sz w:val="22"/>
-          <w:szCs w:val="22"/>
-          <w:lang w:eastAsia="ko-KR"/>
-        </w:rPr>
-        <w:t xml:space="preserve"> multi-dimensional customer datasets to uncover key factors influencing churn rates</w:t>
+        </w:rPr>
+        <w:t xml:space="preserve">Cleaned and </w:t>
+      </w:r>
+      <w:r>
+        <w:rPr>
+          <w:rFonts w:asciiTheme="minorHAnsi" w:hAnsiTheme="minorHAnsi" w:cstheme="minorHAnsi"/>
+          <w:sz w:val="22"/>
+          <w:szCs w:val="22"/>
+        </w:rPr>
+        <w:t>transformed</w:t>
+      </w:r>
+      <w:r>
+        <w:rPr>
+          <w:rFonts w:asciiTheme="minorHAnsi" w:hAnsiTheme="minorHAnsi" w:cstheme="minorHAnsi"/>
+          <w:sz w:val="22"/>
+          <w:szCs w:val="22"/>
+        </w:rPr>
+        <w:t xml:space="preserve"> </w:t>
+      </w:r>
+      <w:r>
+        <w:rPr>
+          <w:rFonts w:asciiTheme="minorHAnsi" w:hAnsiTheme="minorHAnsi" w:cstheme="minorHAnsi"/>
+          <w:sz w:val="22"/>
+          <w:szCs w:val="22"/>
+        </w:rPr>
+        <w:t>10,000</w:t>
+      </w:r>
+      <w:r>
+        <w:rPr>
+          <w:rFonts w:asciiTheme="minorHAnsi" w:hAnsiTheme="minorHAnsi" w:cstheme="minorHAnsi"/>
+          <w:sz w:val="22"/>
+          <w:szCs w:val="22"/>
+        </w:rPr>
+        <w:t xml:space="preserve"> customer data using Panda</w:t>
+      </w:r>
+      <w:r>
+        <w:rPr>
+          <w:rFonts w:asciiTheme="minorHAnsi" w:hAnsiTheme="minorHAnsi" w:cstheme="minorHAnsi"/>
+          <w:sz w:val="22"/>
+          <w:szCs w:val="22"/>
+        </w:rPr>
+        <w:t>s to prepare structured inputs for machine learning models</w:t>
       </w:r>
     </w:p>
     <w:p>
@@ -1775,9 +1485,48 @@
           <w:rFonts w:asciiTheme="minorHAnsi" w:hAnsiTheme="minorHAnsi" w:cstheme="minorHAnsi"/>
           <w:sz w:val="22"/>
           <w:szCs w:val="22"/>
-          <w:lang w:eastAsia="ko-KR"/>
-        </w:rPr>
-        <w:t>Examined key data relationships using t-test and chi-square test to identify critical factors</w:t>
+        </w:rPr>
+        <w:t>Conducted Expl</w:t>
+      </w:r>
+      <w:r>
+        <w:rPr>
+          <w:rFonts w:asciiTheme="minorHAnsi" w:hAnsiTheme="minorHAnsi" w:cstheme="minorHAnsi"/>
+          <w:sz w:val="22"/>
+          <w:szCs w:val="22"/>
+        </w:rPr>
+        <w:t>oratory</w:t>
+      </w:r>
+      <w:r>
+        <w:rPr>
+          <w:rFonts w:asciiTheme="minorHAnsi" w:hAnsiTheme="minorHAnsi" w:cstheme="minorHAnsi"/>
+          <w:sz w:val="22"/>
+          <w:szCs w:val="22"/>
+        </w:rPr>
+        <w:t xml:space="preserve"> Data Analysis (EDA), using t-tests and chi-square tests</w:t>
+      </w:r>
+      <w:r>
+        <w:rPr>
+          <w:rFonts w:asciiTheme="minorHAnsi" w:hAnsiTheme="minorHAnsi" w:cstheme="minorHAnsi"/>
+          <w:sz w:val="22"/>
+          <w:szCs w:val="22"/>
+        </w:rPr>
+        <w:t xml:space="preserve"> to </w:t>
+      </w:r>
+      <w:r>
+        <w:rPr>
+          <w:rFonts w:asciiTheme="minorHAnsi" w:hAnsiTheme="minorHAnsi" w:cstheme="minorHAnsi"/>
+          <w:sz w:val="22"/>
+          <w:szCs w:val="22"/>
+        </w:rPr>
+        <w:t>identify</w:t>
+      </w:r>
+      <w:r>
+        <w:rPr>
+          <w:rFonts w:asciiTheme="minorHAnsi" w:hAnsiTheme="minorHAnsi" w:cstheme="minorHAnsi"/>
+          <w:sz w:val="22"/>
+          <w:szCs w:val="22"/>
+        </w:rPr>
+        <w:t xml:space="preserve"> statistically significant factors influencing churn</w:t>
       </w:r>
     </w:p>
     <w:p>
@@ -1799,7 +1548,7 @@
           <w:sz w:val="22"/>
           <w:szCs w:val="22"/>
         </w:rPr>
-        <w:t>Implemented logistic regression models, achieving an 89% accuracy rate in predicting high-risk churn customers</w:t>
+        <w:t>Built and evaluated linear and logistic regression models to predict customer bandwidth usage and churn risk with actionable accuracy insights</w:t>
       </w:r>
     </w:p>
     <w:p>
@@ -1824,17 +1573,89 @@
           <w:szCs w:val="22"/>
           <w:lang w:eastAsia="ko-KR"/>
         </w:rPr>
-        <w:t>Fitness Tracker Dashboard</w:t>
-      </w:r>
-      <w:r>
-        <w:rPr>
-          <w:rFonts w:asciiTheme="minorHAnsi" w:hAnsiTheme="minorHAnsi" w:cstheme="minorBidi"/>
-          <w:b/>
-          <w:bCs/>
-          <w:sz w:val="22"/>
-          <w:szCs w:val="22"/>
-        </w:rPr>
-        <w:t xml:space="preserve"> (Excel, Pivot Tables, Charts, Conditional Formatting)</w:t>
+        <w:t>Sales Data Warehouse</w:t>
+      </w:r>
+      <w:r>
+        <w:rPr>
+          <w:rFonts w:asciiTheme="minorHAnsi" w:hAnsiTheme="minorHAnsi" w:cstheme="minorBidi"/>
+          <w:b/>
+          <w:bCs/>
+          <w:sz w:val="22"/>
+          <w:szCs w:val="22"/>
+          <w:lang w:eastAsia="ko-KR"/>
+        </w:rPr>
+        <w:t xml:space="preserve"> &amp; ETL Pipeline</w:t>
+      </w:r>
+      <w:r>
+        <w:rPr>
+          <w:rFonts w:asciiTheme="minorHAnsi" w:hAnsiTheme="minorHAnsi" w:cstheme="minorBidi"/>
+          <w:b/>
+          <w:bCs/>
+          <w:sz w:val="22"/>
+          <w:szCs w:val="22"/>
+        </w:rPr>
+        <w:t xml:space="preserve"> </w:t>
+      </w:r>
+      <w:r>
+        <w:rPr>
+          <w:rFonts w:asciiTheme="minorHAnsi" w:hAnsiTheme="minorHAnsi" w:cstheme="minorBidi"/>
+          <w:b/>
+          <w:bCs/>
+          <w:sz w:val="22"/>
+          <w:szCs w:val="22"/>
+        </w:rPr>
+        <w:t xml:space="preserve">| </w:t>
+      </w:r>
+      <w:r>
+        <w:rPr>
+          <w:rFonts w:asciiTheme="minorHAnsi" w:hAnsiTheme="minorHAnsi" w:cstheme="minorBidi"/>
+          <w:b/>
+          <w:bCs/>
+          <w:sz w:val="22"/>
+          <w:szCs w:val="22"/>
+          <w:lang w:eastAsia="ko-KR"/>
+        </w:rPr>
+        <w:t>T-</w:t>
+      </w:r>
+      <w:r>
+        <w:rPr>
+          <w:rFonts w:asciiTheme="minorHAnsi" w:hAnsiTheme="minorHAnsi" w:cstheme="minorBidi"/>
+          <w:b/>
+          <w:bCs/>
+          <w:sz w:val="22"/>
+          <w:szCs w:val="22"/>
+        </w:rPr>
+        <w:t>SQL</w:t>
+      </w:r>
+      <w:r>
+        <w:rPr>
+          <w:rFonts w:asciiTheme="minorHAnsi" w:hAnsiTheme="minorHAnsi" w:cstheme="minorBidi"/>
+          <w:b/>
+          <w:bCs/>
+          <w:sz w:val="22"/>
+          <w:szCs w:val="22"/>
+        </w:rPr>
+        <w:t xml:space="preserve">, </w:t>
+      </w:r>
+      <w:r>
+        <w:rPr>
+          <w:rFonts w:asciiTheme="minorHAnsi" w:hAnsiTheme="minorHAnsi" w:cstheme="minorBidi"/>
+          <w:b/>
+          <w:bCs/>
+          <w:sz w:val="22"/>
+          <w:szCs w:val="22"/>
+        </w:rPr>
+        <w:t>SQL Server</w:t>
+      </w:r>
+      <w:r>
+        <w:rPr>
+          <w:rFonts w:asciiTheme="minorHAnsi" w:hAnsiTheme="minorHAnsi" w:cstheme="minorBidi"/>
+          <w:b/>
+          <w:bCs/>
+          <w:sz w:val="22"/>
+          <w:szCs w:val="22"/>
+        </w:rPr>
+        <w:t>, ETL, Data Modeling</w:t>
       </w:r>
     </w:p>
     <w:p>
@@ -1856,7 +1677,7 @@
           <w:sz w:val="22"/>
           <w:szCs w:val="22"/>
         </w:rPr>
-        <w:t>Cleaned and analyzed large datasets using pivot tables and aggregate functions</w:t>
+        <w:t>Engineered a scalable sales data warehouse using medallion architecture and star schema design</w:t>
       </w:r>
     </w:p>
     <w:p>
@@ -1878,88 +1699,7 @@
           <w:sz w:val="22"/>
           <w:szCs w:val="22"/>
         </w:rPr>
-        <w:t xml:space="preserve">Created charts and tables to visualize workout trends </w:t>
-      </w:r>
-      <w:r>
-        <w:rPr>
-          <w:rFonts w:asciiTheme="minorHAnsi" w:hAnsiTheme="minorHAnsi" w:cstheme="minorHAnsi"/>
-          <w:sz w:val="22"/>
-          <w:szCs w:val="22"/>
-        </w:rPr>
-        <w:t xml:space="preserve">and their relationship with </w:t>
-      </w:r>
-      <w:r>
-        <w:rPr>
-          <w:rFonts w:asciiTheme="minorHAnsi" w:hAnsiTheme="minorHAnsi" w:cstheme="minorHAnsi"/>
-          <w:sz w:val="22"/>
-          <w:szCs w:val="22"/>
-        </w:rPr>
-        <w:t>multiple</w:t>
-      </w:r>
-      <w:r>
-        <w:rPr>
-          <w:rFonts w:asciiTheme="minorHAnsi" w:hAnsiTheme="minorHAnsi" w:cstheme="minorHAnsi"/>
-          <w:sz w:val="22"/>
-          <w:szCs w:val="22"/>
-        </w:rPr>
-        <w:t xml:space="preserve"> factors</w:t>
-      </w:r>
-    </w:p>
-    <w:p>
-      <w:pPr>
-        <w:tabs>
-          <w:tab w:val="right" w:pos="10800"/>
-        </w:tabs>
-        <w:rPr>
-          <w:rFonts w:asciiTheme="minorHAnsi" w:hAnsiTheme="minorHAnsi" w:cstheme="minorBidi"/>
-          <w:color w:val="000000"/>
-          <w:sz w:val="22"/>
-          <w:szCs w:val="22"/>
-          <w:lang w:eastAsia="ko-KR"/>
-        </w:rPr>
-      </w:pPr>
-      <w:r>
-        <w:rPr>
-          <w:rFonts w:asciiTheme="minorHAnsi" w:hAnsiTheme="minorHAnsi" w:cstheme="minorBidi"/>
-          <w:b/>
-          <w:bCs/>
-          <w:sz w:val="22"/>
-          <w:szCs w:val="22"/>
-          <w:lang w:eastAsia="ko-KR"/>
-        </w:rPr>
-        <w:t>Health</w:t>
-      </w:r>
-      <w:r>
-        <w:rPr>
-          <w:rFonts w:asciiTheme="minorHAnsi" w:hAnsiTheme="minorHAnsi" w:cstheme="minorBidi"/>
-          <w:b/>
-          <w:bCs/>
-          <w:sz w:val="22"/>
-          <w:szCs w:val="22"/>
-          <w:lang w:eastAsia="ko-KR"/>
-        </w:rPr>
-        <w:t>care Data Analysis</w:t>
-      </w:r>
-      <w:r>
-        <w:rPr>
-          <w:rFonts w:asciiTheme="minorHAnsi" w:hAnsiTheme="minorHAnsi" w:cstheme="minorBidi"/>
-          <w:b/>
-          <w:bCs/>
-          <w:sz w:val="22"/>
-          <w:szCs w:val="22"/>
-          <w:lang w:eastAsia="ko-KR"/>
-        </w:rPr>
-        <w:t xml:space="preserve"> Dashboard</w:t>
-      </w:r>
-      <w:r>
-        <w:rPr>
-          <w:rFonts w:asciiTheme="minorHAnsi" w:hAnsiTheme="minorHAnsi" w:cstheme="minorBidi"/>
-          <w:b/>
-          <w:bCs/>
-          <w:sz w:val="22"/>
-          <w:szCs w:val="22"/>
-        </w:rPr>
-        <w:t xml:space="preserve"> (HTML/CSS, Vue.js, .NET C#, SQL)</w:t>
+        <w:t>Identified and resolved data quality issues impacting sales analysis</w:t>
       </w:r>
     </w:p>
     <w:p>
@@ -1981,25 +1721,7 @@
           <w:sz w:val="22"/>
           <w:szCs w:val="22"/>
         </w:rPr>
-        <w:t xml:space="preserve">Redesigned and maintained the </w:t>
-      </w:r>
-      <w:proofErr w:type="spellStart"/>
-      <w:r>
-        <w:rPr>
-          <w:rFonts w:asciiTheme="minorHAnsi" w:hAnsiTheme="minorHAnsi" w:cstheme="minorHAnsi"/>
-          <w:sz w:val="22"/>
-          <w:szCs w:val="22"/>
-        </w:rPr>
-        <w:t>HealthManager</w:t>
-      </w:r>
-      <w:proofErr w:type="spellEnd"/>
-      <w:r>
-        <w:rPr>
-          <w:rFonts w:asciiTheme="minorHAnsi" w:hAnsiTheme="minorHAnsi" w:cstheme="minorHAnsi"/>
-          <w:sz w:val="22"/>
-          <w:szCs w:val="22"/>
-        </w:rPr>
-        <w:t xml:space="preserve"> dashboard’s UI using HTML/CSS and Vue.js, enhancing patient data visualizations (data tables, charts), which improved data readability and user engagement</w:t>
+        <w:t>Developed ETL pipelines to process and transform raw sales and product data</w:t>
       </w:r>
     </w:p>
     <w:p>
@@ -2021,31 +1743,92 @@
           <w:sz w:val="22"/>
           <w:szCs w:val="22"/>
         </w:rPr>
-        <w:t>Designed</w:t>
-      </w:r>
-      <w:r>
-        <w:rPr>
-          <w:rFonts w:asciiTheme="minorHAnsi" w:hAnsiTheme="minorHAnsi" w:cstheme="minorHAnsi"/>
-          <w:sz w:val="22"/>
-          <w:szCs w:val="22"/>
-        </w:rPr>
-        <w:t xml:space="preserve"> and optimized</w:t>
-      </w:r>
-      <w:r>
-        <w:rPr>
-          <w:rFonts w:asciiTheme="minorHAnsi" w:hAnsiTheme="minorHAnsi" w:cstheme="minorHAnsi"/>
-          <w:sz w:val="22"/>
-          <w:szCs w:val="22"/>
-        </w:rPr>
-        <w:t xml:space="preserve"> SQL queries for data </w:t>
-      </w:r>
-      <w:r>
-        <w:rPr>
-          <w:rFonts w:asciiTheme="minorHAnsi" w:hAnsiTheme="minorHAnsi" w:cstheme="minorHAnsi"/>
-          <w:sz w:val="22"/>
-          <w:szCs w:val="22"/>
-        </w:rPr>
-        <w:t>retrieval and performance</w:t>
+        <w:t>Enabled reporting and SQL-based analytics for supporting strategic insights and business decision-</w:t>
+      </w:r>
+      <w:r>
+        <w:rPr>
+          <w:rFonts w:asciiTheme="minorHAnsi" w:hAnsiTheme="minorHAnsi" w:cstheme="minorHAnsi"/>
+          <w:sz w:val="22"/>
+          <w:szCs w:val="22"/>
+        </w:rPr>
+        <w:t>making</w:t>
+      </w:r>
+    </w:p>
+    <w:p>
+      <w:pPr>
+        <w:tabs>
+          <w:tab w:val="right" w:pos="10800"/>
+        </w:tabs>
+        <w:rPr>
+          <w:rFonts w:asciiTheme="minorHAnsi" w:hAnsiTheme="minorHAnsi" w:cstheme="minorBidi"/>
+          <w:color w:val="000000"/>
+          <w:sz w:val="22"/>
+          <w:szCs w:val="22"/>
+          <w:lang w:eastAsia="ko-KR"/>
+        </w:rPr>
+      </w:pPr>
+      <w:r>
+        <w:rPr>
+          <w:rFonts w:asciiTheme="minorHAnsi" w:hAnsiTheme="minorHAnsi" w:cstheme="minorBidi"/>
+          <w:b/>
+          <w:bCs/>
+          <w:sz w:val="22"/>
+          <w:szCs w:val="22"/>
+          <w:lang w:eastAsia="ko-KR"/>
+        </w:rPr>
+        <w:t>Health</w:t>
+      </w:r>
+      <w:r>
+        <w:rPr>
+          <w:rFonts w:asciiTheme="minorHAnsi" w:hAnsiTheme="minorHAnsi" w:cstheme="minorBidi"/>
+          <w:b/>
+          <w:bCs/>
+          <w:sz w:val="22"/>
+          <w:szCs w:val="22"/>
+          <w:lang w:eastAsia="ko-KR"/>
+        </w:rPr>
+        <w:t>care Data Analysis</w:t>
+      </w:r>
+      <w:r>
+        <w:rPr>
+          <w:rFonts w:asciiTheme="minorHAnsi" w:hAnsiTheme="minorHAnsi" w:cstheme="minorBidi"/>
+          <w:b/>
+          <w:bCs/>
+          <w:sz w:val="22"/>
+          <w:szCs w:val="22"/>
+          <w:lang w:eastAsia="ko-KR"/>
+        </w:rPr>
+        <w:t xml:space="preserve"> Dashboard</w:t>
+      </w:r>
+      <w:r>
+        <w:rPr>
+          <w:rFonts w:asciiTheme="minorHAnsi" w:hAnsiTheme="minorHAnsi" w:cstheme="minorBidi"/>
+          <w:b/>
+          <w:bCs/>
+          <w:sz w:val="22"/>
+          <w:szCs w:val="22"/>
+        </w:rPr>
+        <w:t xml:space="preserve"> </w:t>
+      </w:r>
+      <w:r>
+        <w:rPr>
+          <w:rFonts w:asciiTheme="minorHAnsi" w:hAnsiTheme="minorHAnsi" w:cstheme="minorBidi"/>
+          <w:b/>
+          <w:bCs/>
+          <w:sz w:val="22"/>
+          <w:szCs w:val="22"/>
+        </w:rPr>
+        <w:t xml:space="preserve">| </w:t>
+      </w:r>
+      <w:r>
+        <w:rPr>
+          <w:rFonts w:asciiTheme="minorHAnsi" w:hAnsiTheme="minorHAnsi" w:cstheme="minorBidi"/>
+          <w:b/>
+          <w:bCs/>
+          <w:sz w:val="22"/>
+          <w:szCs w:val="22"/>
+        </w:rPr>
+        <w:t>HTML/CSS, Vue.js, .NET C#, SQL</w:t>
       </w:r>
     </w:p>
     <w:p>
@@ -2067,7 +1850,51 @@
           <w:sz w:val="22"/>
           <w:szCs w:val="22"/>
         </w:rPr>
-        <w:t>Implemented new UI/UX features, such as pagination and interactive charts</w:t>
+        <w:t>Rebuilt the front-end of an internal healthcare dashboard with enhanced UX/UI features</w:t>
+      </w:r>
+    </w:p>
+    <w:p>
+      <w:pPr>
+        <w:pStyle w:val="ListParagraph"/>
+        <w:numPr>
+          <w:ilvl w:val="0"/>
+          <w:numId w:val="4"/>
+        </w:numPr>
+        <w:rPr>
+          <w:rFonts w:asciiTheme="minorHAnsi" w:hAnsiTheme="minorHAnsi" w:cstheme="minorHAnsi"/>
+          <w:sz w:val="22"/>
+          <w:szCs w:val="22"/>
+        </w:rPr>
+      </w:pPr>
+      <w:r>
+        <w:rPr>
+          <w:rFonts w:asciiTheme="minorHAnsi" w:hAnsiTheme="minorHAnsi" w:cstheme="minorHAnsi"/>
+          <w:sz w:val="22"/>
+          <w:szCs w:val="22"/>
+        </w:rPr>
+        <w:t>Integrated paginated views, interactive charts, and real-time SQL-driven data displays</w:t>
+      </w:r>
+    </w:p>
+    <w:p>
+      <w:pPr>
+        <w:pStyle w:val="ListParagraph"/>
+        <w:numPr>
+          <w:ilvl w:val="0"/>
+          <w:numId w:val="4"/>
+        </w:numPr>
+        <w:rPr>
+          <w:rFonts w:asciiTheme="minorHAnsi" w:hAnsiTheme="minorHAnsi" w:cstheme="minorHAnsi"/>
+          <w:sz w:val="22"/>
+          <w:szCs w:val="22"/>
+        </w:rPr>
+      </w:pPr>
+      <w:r>
+        <w:rPr>
+          <w:rFonts w:asciiTheme="minorHAnsi" w:hAnsiTheme="minorHAnsi" w:cstheme="minorHAnsi"/>
+          <w:sz w:val="22"/>
+          <w:szCs w:val="22"/>
+        </w:rPr>
+        <w:t>Improved end-user satisfaction and data comprehension through streamlined UI workflows</w:t>
       </w:r>
     </w:p>
     <w:p>
@@ -2129,21 +1956,6 @@
         </w:rPr>
         <w:t xml:space="preserve">Microsoft Azure Fundamentals (AZ-900) </w:t>
       </w:r>
-      <w:r>
-        <w:rPr>
-          <w:rFonts w:cstheme="minorHAnsi"/>
-        </w:rPr>
-        <w:tab/>
-      </w:r>
-    </w:p>
-    <w:p>
-      <w:pPr>
-        <w:rPr>
-          <w:rFonts w:asciiTheme="minorHAnsi" w:hAnsiTheme="minorHAnsi" w:cstheme="minorHAnsi"/>
-          <w:sz w:val="22"/>
-          <w:szCs w:val="22"/>
-        </w:rPr>
-      </w:pPr>
     </w:p>
     <w:sectPr>
       <w:pgSz w:w="12240" w:h="15840"/>
@@ -2499,7 +2311,7 @@
   <w:abstractNum w:abstractNumId="3" w15:restartNumberingAfterBreak="0">
     <w:nsid w:val="71C030FF"/>
     <w:multiLevelType w:val="hybridMultilevel"/>
-    <w:tmpl w:val="A3047FC0"/>
+    <w:tmpl w:val="8D7A01EA"/>
     <w:lvl w:ilvl="0" w:tplc="04090001">
       <w:start w:val="1"/>
       <w:numFmt w:val="bullet"/>
@@ -3637,38 +3449,10 @@
 </file>
 
 <file path=customXml/item1.xml><?xml version="1.0" encoding="utf-8"?>
-<?mso-contentType ?>
-<FormTemplates xmlns="http://schemas.microsoft.com/sharepoint/v3/contenttype/forms">
-  <Display>DocumentLibraryForm</Display>
-  <Edit>DocumentLibraryForm</Edit>
-  <New>DocumentLibraryForm</New>
-</FormTemplates>
+<b:Sources xmlns:b="http://schemas.openxmlformats.org/officeDocument/2006/bibliography" xmlns="http://schemas.openxmlformats.org/officeDocument/2006/bibliography" SelectedStyle="\APA.XSL" StyleName="APA"/>
 </file>
 
 <file path=customXml/item2.xml><?xml version="1.0" encoding="utf-8"?>
-<p:properties xmlns:p="http://schemas.microsoft.com/office/2006/metadata/properties" xmlns:xsi="http://www.w3.org/2001/XMLSchema-instance" xmlns:pc="http://schemas.microsoft.com/office/infopath/2007/PartnerControls">
-  <documentManagement>
-    <SharedWithUsers xmlns="a6ba9d43-73b6-40ff-b3d6-8dd4015befd6">
-      <UserInfo>
-        <DisplayName>David Abraham</DisplayName>
-        <AccountId>21764</AccountId>
-        <AccountType/>
-      </UserInfo>
-    </SharedWithUsers>
-    <IconOverlay xmlns="http://schemas.microsoft.com/sharepoint/v4" xsi:nil="true"/>
-    <lcf76f155ced4ddcb4097134ff3c332f xmlns="192335bd-3aed-4026-80fa-fdaa12f4f44a">
-      <Terms xmlns="http://schemas.microsoft.com/office/infopath/2007/PartnerControls"/>
-    </lcf76f155ced4ddcb4097134ff3c332f>
-    <TaxCatchAll xmlns="a6ba9d43-73b6-40ff-b3d6-8dd4015befd6" xsi:nil="true"/>
-  </documentManagement>
-</p:properties>
-</file>
-
-<file path=customXml/item3.xml><?xml version="1.0" encoding="utf-8"?>
-<b:Sources xmlns:b="http://schemas.openxmlformats.org/officeDocument/2006/bibliography" xmlns="http://schemas.openxmlformats.org/officeDocument/2006/bibliography" SelectedStyle="\APA.XSL" StyleName="APA"/>
-</file>
-
-<file path=customXml/item4.xml><?xml version="1.0" encoding="utf-8"?>
 <ct:contentTypeSchema xmlns:ct="http://schemas.microsoft.com/office/2006/metadata/contentType" xmlns:ma="http://schemas.microsoft.com/office/2006/metadata/properties/metaAttributes" ct:_="" ma:_="" ma:contentTypeName="Document" ma:contentTypeID="0x010100B8B84675063AF74FB44CF39EF074C43A" ma:contentTypeVersion="18" ma:contentTypeDescription="Create a new document." ma:contentTypeScope="" ma:versionID="70a668812bf9703835bfc099605a75f6">
   <xsd:schema xmlns:xsd="http://www.w3.org/2001/XMLSchema" xmlns:xs="http://www.w3.org/2001/XMLSchema" xmlns:p="http://schemas.microsoft.com/office/2006/metadata/properties" xmlns:ns2="a6ba9d43-73b6-40ff-b3d6-8dd4015befd6" xmlns:ns3="192335bd-3aed-4026-80fa-fdaa12f4f44a" xmlns:ns4="http://schemas.microsoft.com/sharepoint/v4" targetNamespace="http://schemas.microsoft.com/office/2006/metadata/properties" ma:root="true" ma:fieldsID="192e021258885bd37e745c307f7fdc77" ns2:_="" ns3:_="" ns4:_="">
     <xsd:import namespace="a6ba9d43-73b6-40ff-b3d6-8dd4015befd6"/>
@@ -3928,27 +3712,35 @@
 </ct:contentTypeSchema>
 </file>
 
-<file path=customXml/itemProps1.xml><?xml version="1.0" encoding="utf-8"?>
-<ds:datastoreItem xmlns:ds="http://schemas.openxmlformats.org/officeDocument/2006/customXml" ds:itemID="{BF6D366E-92D7-485D-9C05-A659654CD0EA}">
-  <ds:schemaRefs>
-    <ds:schemaRef ds:uri="http://schemas.microsoft.com/sharepoint/v3/contenttype/forms"/>
-  </ds:schemaRefs>
-</ds:datastoreItem>
+<file path=customXml/item3.xml><?xml version="1.0" encoding="utf-8"?>
+<?mso-contentType ?>
+<FormTemplates xmlns="http://schemas.microsoft.com/sharepoint/v3/contenttype/forms">
+  <Display>DocumentLibraryForm</Display>
+  <Edit>DocumentLibraryForm</Edit>
+  <New>DocumentLibraryForm</New>
+</FormTemplates>
 </file>
 
-<file path=customXml/itemProps2.xml><?xml version="1.0" encoding="utf-8"?>
-<ds:datastoreItem xmlns:ds="http://schemas.openxmlformats.org/officeDocument/2006/customXml" ds:itemID="{22CC9398-94CA-4046-B542-B0B62AB7C5AB}">
-  <ds:schemaRefs>
-    <ds:schemaRef ds:uri="http://schemas.microsoft.com/office/2006/metadata/properties"/>
-    <ds:schemaRef ds:uri="http://schemas.microsoft.com/office/infopath/2007/PartnerControls"/>
-    <ds:schemaRef ds:uri="a6ba9d43-73b6-40ff-b3d6-8dd4015befd6"/>
-    <ds:schemaRef ds:uri="http://schemas.microsoft.com/sharepoint/v4"/>
-    <ds:schemaRef ds:uri="192335bd-3aed-4026-80fa-fdaa12f4f44a"/>
-  </ds:schemaRefs>
-</ds:datastoreItem>
+<file path=customXml/item4.xml><?xml version="1.0" encoding="utf-8"?>
+<p:properties xmlns:p="http://schemas.microsoft.com/office/2006/metadata/properties" xmlns:xsi="http://www.w3.org/2001/XMLSchema-instance" xmlns:pc="http://schemas.microsoft.com/office/infopath/2007/PartnerControls">
+  <documentManagement>
+    <SharedWithUsers xmlns="a6ba9d43-73b6-40ff-b3d6-8dd4015befd6">
+      <UserInfo>
+        <DisplayName>David Abraham</DisplayName>
+        <AccountId>21764</AccountId>
+        <AccountType/>
+      </UserInfo>
+    </SharedWithUsers>
+    <IconOverlay xmlns="http://schemas.microsoft.com/sharepoint/v4" xsi:nil="true"/>
+    <lcf76f155ced4ddcb4097134ff3c332f xmlns="192335bd-3aed-4026-80fa-fdaa12f4f44a">
+      <Terms xmlns="http://schemas.microsoft.com/office/infopath/2007/PartnerControls"/>
+    </lcf76f155ced4ddcb4097134ff3c332f>
+    <TaxCatchAll xmlns="a6ba9d43-73b6-40ff-b3d6-8dd4015befd6" xsi:nil="true"/>
+  </documentManagement>
+</p:properties>
 </file>
 
-<file path=customXml/itemProps3.xml><?xml version="1.0" encoding="utf-8"?>
+<file path=customXml/itemProps1.xml><?xml version="1.0" encoding="utf-8"?>
 <ds:datastoreItem xmlns:ds="http://schemas.openxmlformats.org/officeDocument/2006/customXml" ds:itemID="{6C7C9D23-C8B0-4F71-9A6D-2B0C97D35B35}">
   <ds:schemaRefs>
     <ds:schemaRef ds:uri="http://schemas.openxmlformats.org/officeDocument/2006/bibliography"/>
@@ -3956,7 +3748,7 @@
 </ds:datastoreItem>
 </file>
 
-<file path=customXml/itemProps4.xml><?xml version="1.0" encoding="utf-8"?>
+<file path=customXml/itemProps2.xml><?xml version="1.0" encoding="utf-8"?>
 <ds:datastoreItem xmlns:ds="http://schemas.openxmlformats.org/officeDocument/2006/customXml" ds:itemID="{3464ED8B-BAB7-44E6-824F-C408F5DD9B4B}">
   <ds:schemaRefs>
     <ds:schemaRef ds:uri="http://schemas.microsoft.com/office/2006/metadata/contentType"/>
@@ -3974,4 +3766,24 @@
     <ds:schemaRef ds:uri="http://schemas.microsoft.com/internal/obd"/>
   </ds:schemaRefs>
 </ds:datastoreItem>
+</file>
+
+<file path=customXml/itemProps3.xml><?xml version="1.0" encoding="utf-8"?>
+<ds:datastoreItem xmlns:ds="http://schemas.openxmlformats.org/officeDocument/2006/customXml" ds:itemID="{BF6D366E-92D7-485D-9C05-A659654CD0EA}">
+  <ds:schemaRefs>
+    <ds:schemaRef ds:uri="http://schemas.microsoft.com/sharepoint/v3/contenttype/forms"/>
+  </ds:schemaRefs>
+</ds:datastoreItem>
+</file>
+
+<file path=customXml/itemProps4.xml><?xml version="1.0" encoding="utf-8"?>
+<ds:datastoreItem xmlns:ds="http://schemas.openxmlformats.org/officeDocument/2006/customXml" ds:itemID="{22CC9398-94CA-4046-B542-B0B62AB7C5AB}">
+  <ds:schemaRefs>
+    <ds:schemaRef ds:uri="http://schemas.microsoft.com/office/2006/metadata/properties"/>
+    <ds:schemaRef ds:uri="http://schemas.microsoft.com/office/infopath/2007/PartnerControls"/>
+    <ds:schemaRef ds:uri="a6ba9d43-73b6-40ff-b3d6-8dd4015befd6"/>
+    <ds:schemaRef ds:uri="http://schemas.microsoft.com/sharepoint/v4"/>
+    <ds:schemaRef ds:uri="192335bd-3aed-4026-80fa-fdaa12f4f44a"/>
+  </ds:schemaRefs>
+</ds:datastoreItem>
 </file>